--- a/reports/RKN_internal_documents/09_Чеклист_подачи_уведомления_в_РКН.docx
+++ b/reports/RKN_internal_documents/09_Чеклист_подачи_уведомления_в_РКН.docx
@@ -769,7 +769,7 @@
               <w:rPr>
                 <w:lang w:val="ru-RU" w:eastAsia="ru-RU" w:bidi="ru-RU"/>
               </w:rPr>
-              <w:t>[адрес регистрации — заполнить вручную перед подписанием]</w:t>
+              <w:t>433502, Ульяновская область, г. Димитровград, ул. 50 лет Октября, д. 82, кв. 7</w:t>
             </w:r>
           </w:p>
         </w:tc>
@@ -799,7 +799,7 @@
               <w:rPr>
                 <w:lang w:val="ru-RU" w:eastAsia="ru-RU" w:bidi="ru-RU"/>
               </w:rPr>
-              <w:t>[адрес регистрации — заполнить вручную перед подписанием]</w:t>
+              <w:t>433502, Ульяновская область, г. Димитровград, ул. 50 лет Октября, д. 82, кв. 7</w:t>
             </w:r>
           </w:p>
         </w:tc>
@@ -829,7 +829,7 @@
               <w:rPr>
                 <w:lang w:val="ru-RU" w:eastAsia="ru-RU" w:bidi="ru-RU"/>
               </w:rPr>
-              <w:t>[заполнить]</w:t>
+              <w:t>+7 (968) 947-73-74</w:t>
             </w:r>
           </w:p>
         </w:tc>
@@ -919,7 +919,7 @@
               <w:rPr>
                 <w:lang w:val="ru-RU" w:eastAsia="ru-RU" w:bidi="ru-RU"/>
               </w:rPr>
-              <w:t>тел. [заполнить], e-mail: psy@anyamalets.ru</w:t>
+              <w:t>тел. +7 (968) 947-73-74, e-mail: psy@anyamalets.ru</w:t>
             </w:r>
           </w:p>
         </w:tc>
@@ -1219,7 +1219,7 @@
               <w:rPr>
                 <w:lang w:val="ru-RU" w:eastAsia="ru-RU" w:bidi="ru-RU"/>
               </w:rPr>
-              <w:t>на территории РФ: [адрес регистрации — заполнить вручную перед подписанием] (бумажные носители и локальный ноутбук); серверы Planerka.app, Яндекса, Робокассы, Продамуса — на территории РФ</w:t>
+              <w:t>на территории РФ: 433502, Ульяновская область, г. Димитровград, ул. 50 лет Октября, д. 82, кв. 7 (бумажные носители и локальный ноутбук); серверы Planerka.app, Яндекса, Робокассы, Продамуса — на территории РФ</w:t>
             </w:r>
           </w:p>
         </w:tc>
